--- a/notatki_korepetycje/Angielski/Space Exploration A2/Teacher_Guide.docx
+++ b/notatki_korepetycje/Angielski/Space Exploration A2/Teacher_Guide.docx
@@ -8,24 +8,6 @@
       </w:pPr>
       <w:r>
         <w:t>TEACHER GUIDE: Return to the Moon (A2)</w:t>
-      </w:r>
-    </w:p>
-    <w:p>
-      <w:pPr>
-        <w:pStyle w:val="Heading1"/>
-      </w:pPr>
-      <w:r>
-        <w:t>Video Timestamps</w:t>
-      </w:r>
-    </w:p>
-    <w:p>
-      <w:r>
-        <w:t>Network A: Focus on 1:00 - 2:30</w:t>
-      </w:r>
-    </w:p>
-    <w:p>
-      <w:r>
-        <w:t>Network B: Focus on 1:30 - 3:00</w:t>
       </w:r>
     </w:p>
     <w:p>
@@ -79,7 +61,7 @@
         <w:pStyle w:val="Heading2"/>
       </w:pPr>
       <w:r>
-        <w:t>Network A Questions</w:t>
+        <w:t>Network A Questions &amp; Answers</w:t>
       </w:r>
     </w:p>
     <w:p>
@@ -92,7 +74,7 @@
         <w:rPr>
           <w:color w:val="006400"/>
         </w:rPr>
-        <w:t>Expected [1:20]: The new rocket is called SLS (Space Launch System).</w:t>
+        <w:t>Answer [1:20]: The new rocket is called SLS (Space Launch System).</w:t>
       </w:r>
     </w:p>
     <w:p>
@@ -105,7 +87,7 @@
         <w:rPr>
           <w:color w:val="006400"/>
         </w:rPr>
-        <w:t>Expected [2:05]: The final goal is to send humans to Mars.</w:t>
+        <w:t>Answer [2:05]: The final goal is to send humans to Mars.</w:t>
       </w:r>
     </w:p>
     <w:p>
@@ -118,7 +100,7 @@
         <w:rPr>
           <w:color w:val="006400"/>
         </w:rPr>
-        <w:t>Expected [2:25]: They plan to step on the Moon again later this decade.</w:t>
+        <w:t>Answer [2:25]: They plan to step on the Moon again later this decade.</w:t>
       </w:r>
     </w:p>
     <w:p>
@@ -126,7 +108,7 @@
         <w:pStyle w:val="Heading2"/>
       </w:pPr>
       <w:r>
-        <w:t>Network B Questions</w:t>
+        <w:t>Network B Questions &amp; Answers</w:t>
       </w:r>
     </w:p>
     <w:p>
@@ -139,7 +121,7 @@
         <w:rPr>
           <w:color w:val="006400"/>
         </w:rPr>
-        <w:t>Expected [1:40]: Apollo 11 landed on the Moon in 1969.</w:t>
+        <w:t>Answer [1:40]: Apollo 11 landed on the Moon in 1969.</w:t>
       </w:r>
     </w:p>
     <w:p>
@@ -152,7 +134,7 @@
         <w:rPr>
           <w:color w:val="006400"/>
         </w:rPr>
-        <w:t>Expected [2:15]: It was called the Eagle.</w:t>
+        <w:t>Answer [2:15]: It was called the Eagle.</w:t>
       </w:r>
     </w:p>
     <w:p>
@@ -165,7 +147,7 @@
         <w:rPr>
           <w:color w:val="006400"/>
         </w:rPr>
-        <w:t>Expected [2:50]: The trip took about three days.</w:t>
+        <w:t>Answer [2:50]: The trip took about three days.</w:t>
       </w:r>
     </w:p>
     <w:p>
@@ -173,7 +155,7 @@
         <w:pStyle w:val="Heading1"/>
       </w:pPr>
       <w:r>
-        <w:t>Grammar: First Conditional</w:t>
+        <w:t>Grammar: Past Simple (Regular &amp; Irregular Verbs)</w:t>
       </w:r>
     </w:p>
     <w:p>
@@ -186,7 +168,7 @@
     </w:p>
     <w:p>
       <w:r>
-        <w:t>1. If NASA (find) water on the Moon, they (build) a base there.</w:t>
+        <w:t>1. Neil Armstrong (walk) on the Moon in 1969.</w:t>
       </w:r>
     </w:p>
     <w:p>
@@ -194,12 +176,12 @@
         <w:rPr>
           <w:color w:val="006400"/>
         </w:rPr>
-        <w:t>Answer: finds / will build</w:t>
+        <w:t>Answer: walked</w:t>
       </w:r>
     </w:p>
     <w:p>
       <w:r>
-        <w:t>2. If you (not wear) a spacesuit in space, you (not survive).</w:t>
+        <w:t>2. The rocket (not land) on Mars last year.</w:t>
       </w:r>
     </w:p>
     <w:p>
@@ -207,12 +189,12 @@
         <w:rPr>
           <w:color w:val="006400"/>
         </w:rPr>
-        <w:t>Answer: do not wear / will not survive</w:t>
+        <w:t>Answer: did not land</w:t>
       </w:r>
     </w:p>
     <w:p>
       <w:r>
-        <w:t>3. The mission (be) successful if the rocket (launch) safely.</w:t>
+        <w:t>3. NASA (send) a rover to Mars in 2020.</w:t>
       </w:r>
     </w:p>
     <w:p>
@@ -220,7 +202,163 @@
         <w:rPr>
           <w:color w:val="006400"/>
         </w:rPr>
-        <w:t>Answer: will be / launches</w:t>
+        <w:t>Answer: sent</w:t>
+      </w:r>
+    </w:p>
+    <w:p>
+      <w:r>
+        <w:t>4. (the astronauts / return) safely to Earth?</w:t>
+      </w:r>
+    </w:p>
+    <w:p>
+      <w:r>
+        <w:rPr>
+          <w:color w:val="006400"/>
+        </w:rPr>
+        <w:t>Answer: Did the astronauts return</w:t>
+      </w:r>
+    </w:p>
+    <w:p>
+      <w:r>
+        <w:t>5. The space station (orbit) Earth for over 20 years.</w:t>
+      </w:r>
+    </w:p>
+    <w:p>
+      <w:r>
+        <w:rPr>
+          <w:color w:val="006400"/>
+        </w:rPr>
+        <w:t>Answer: orbited</w:t>
+      </w:r>
+    </w:p>
+    <w:p>
+      <w:r>
+        <w:t>6. Scientists (discover) ice on the Moon in 2009.</w:t>
+      </w:r>
+    </w:p>
+    <w:p>
+      <w:r>
+        <w:rPr>
+          <w:color w:val="006400"/>
+        </w:rPr>
+        <w:t>Answer: discovered</w:t>
+      </w:r>
+    </w:p>
+    <w:p>
+      <w:r>
+        <w:t>7. SpaceX (launch) its first Falcon 9 rocket in 2010.</w:t>
+      </w:r>
+    </w:p>
+    <w:p>
+      <w:r>
+        <w:rPr>
+          <w:color w:val="006400"/>
+        </w:rPr>
+        <w:t>Answer: launched</w:t>
+      </w:r>
+    </w:p>
+    <w:p>
+      <w:r>
+        <w:t>8. The crew (not see) any aliens during the mission.</w:t>
+      </w:r>
+    </w:p>
+    <w:p>
+      <w:r>
+        <w:rPr>
+          <w:color w:val="006400"/>
+        </w:rPr>
+        <w:t>Answer: did not see</w:t>
+      </w:r>
+    </w:p>
+    <w:p>
+      <w:r>
+        <w:t>9. Yuri Gagarin (become) the first human in space in 1961.</w:t>
+      </w:r>
+    </w:p>
+    <w:p>
+      <w:r>
+        <w:rPr>
+          <w:color w:val="006400"/>
+        </w:rPr>
+        <w:t>Answer: became</w:t>
+      </w:r>
+    </w:p>
+    <w:p>
+      <w:r>
+        <w:t>10. (Buzz Aldrin / walk) on the Moon with Armstrong?</w:t>
+      </w:r>
+    </w:p>
+    <w:p>
+      <w:r>
+        <w:rPr>
+          <w:color w:val="006400"/>
+        </w:rPr>
+        <w:t>Answer: Did Buzz Aldrin walk</w:t>
+      </w:r>
+    </w:p>
+    <w:p>
+      <w:r>
+        <w:t>11. The Hubble telescope (take) thousands of photos of galaxies.</w:t>
+      </w:r>
+    </w:p>
+    <w:p>
+      <w:r>
+        <w:rPr>
+          <w:color w:val="006400"/>
+        </w:rPr>
+        <w:t>Answer: took</w:t>
+      </w:r>
+    </w:p>
+    <w:p>
+      <w:r>
+        <w:t>12. The mission (cost) billions of dollars.</w:t>
+      </w:r>
+    </w:p>
+    <w:p>
+      <w:r>
+        <w:rPr>
+          <w:color w:val="006400"/>
+        </w:rPr>
+        <w:t>Answer: cost</w:t>
+      </w:r>
+    </w:p>
+    <w:p>
+      <w:r>
+        <w:t>13. They (build) the International Space Station piece by piece.</w:t>
+      </w:r>
+    </w:p>
+    <w:p>
+      <w:r>
+        <w:rPr>
+          <w:color w:val="006400"/>
+        </w:rPr>
+        <w:t>Answer: built</w:t>
+      </w:r>
+    </w:p>
+    <w:p>
+      <w:r>
+        <w:t>14. The probe (fly) past Jupiter and (send) back data.</w:t>
+      </w:r>
+    </w:p>
+    <w:p>
+      <w:r>
+        <w:rPr>
+          <w:color w:val="006400"/>
+        </w:rPr>
+        <w:t>Answer: flew / sent</w:t>
+      </w:r>
+    </w:p>
+    <w:p>
+      <w:r>
+        <w:t>15. (the engineers / fix) the problem before launch?</w:t>
+      </w:r>
+    </w:p>
+    <w:p>
+      <w:r>
+        <w:rPr>
+          <w:color w:val="006400"/>
+        </w:rPr>
+        <w:t>Answer: Did the engineers fix</w:t>
       </w:r>
     </w:p>
     <w:p>
@@ -250,7 +388,7 @@
           <w:color w:val="C80000"/>
           <w:u w:val="single"/>
         </w:rPr>
-        <w:t>They are using a new massive vehicle called Starship</w:t>
+        <w:t>They are using a new massive vehicle called Starship, which stands over 120 metres tall — taller than the Statue of Liberty</w:t>
       </w:r>
       <w:r>
         <w:t xml:space="preserve">. </w:t>
@@ -261,13 +399,16 @@
           <w:color w:val="C80000"/>
           <w:u w:val="single"/>
         </w:rPr>
-        <w:t>If everything goes well, SpaceX aims to start sending cargo flights to the Moon by 2028</w:t>
+        <w:t>If everything goes well, SpaceX aims to start sending cargo flights to the Moon by 2028.</w:t>
+        <w:br/>
+        <w:br/>
+        <w:t>The CEO, Elon Musk, thinks we can build a self-growing city on the Moon much sooner than on Mars</w:t>
       </w:r>
       <w:r>
         <w:t xml:space="preserve">. </w:t>
       </w:r>
       <w:r>
-        <w:t>The CEO, Elon Musk, thinks we can build a self-growing city on the Moon much sooner than on Mars</w:t>
+        <w:t>The Moon is much closer to Earth — only about 384,000 kilometres away — which allows for faster trips and quicker progress</w:t>
       </w:r>
       <w:r>
         <w:t xml:space="preserve">. </w:t>
@@ -278,13 +419,84 @@
           <w:color w:val="C80000"/>
           <w:u w:val="single"/>
         </w:rPr>
-        <w:t>The Moon is much closer to Earth, which allows for faster trips and quicker progress</w:t>
+        <w:t>A journey to the Moon takes roughly three days, while a trip to Mars can take between six and nine months.</w:t>
+        <w:br/>
+        <w:br/>
+        <w:t>But SpaceX is not the only company with lunar ambitions</w:t>
       </w:r>
       <w:r>
         <w:t xml:space="preserve">. </w:t>
       </w:r>
       <w:r>
-        <w:t>This new step in space exploration will help scientists learn how to live in space before attempting the long trip to Mars.</w:t>
+        <w:t>NASA's Artemis programme is working alongside private companies to establish a permanent presence on the Moon</w:t>
+      </w:r>
+      <w:r>
+        <w:t xml:space="preserve">. </w:t>
+      </w:r>
+      <w:r>
+        <w:rPr>
+          <w:b/>
+          <w:color w:val="C80000"/>
+          <w:u w:val="single"/>
+        </w:rPr>
+        <w:t>The plan includes building a small space station called Gateway that will orbit the Moon and serve as a stopping point for astronauts travelling to the lunar surface</w:t>
+      </w:r>
+      <w:r>
+        <w:t xml:space="preserve">. </w:t>
+      </w:r>
+      <w:r>
+        <w:rPr>
+          <w:b/>
+          <w:color w:val="C80000"/>
+          <w:u w:val="single"/>
+        </w:rPr>
+        <w:t>Astronauts will be able to live and work on Gateway for weeks at a time, conducting scientific experiments and preparing for deeper space missions.</w:t>
+        <w:br/>
+        <w:br/>
+        <w:t>One of the most exciting discoveries in recent years is the presence of water ice in craters near the Moon's south pole</w:t>
+      </w:r>
+      <w:r>
+        <w:t xml:space="preserve">. </w:t>
+      </w:r>
+      <w:r>
+        <w:t>These craters are permanently in shadow, so the ice never melts</w:t>
+      </w:r>
+      <w:r>
+        <w:t xml:space="preserve">. </w:t>
+      </w:r>
+      <w:r>
+        <w:rPr>
+          <w:b/>
+          <w:color w:val="C80000"/>
+          <w:u w:val="single"/>
+        </w:rPr>
+        <w:t>Scientists believe this water could be extracted and split into hydrogen and oxygen — providing both drinking water and rocket fuel for future missions</w:t>
+      </w:r>
+      <w:r>
+        <w:t xml:space="preserve">. </w:t>
+      </w:r>
+      <w:r>
+        <w:rPr>
+          <w:b/>
+          <w:color w:val="C80000"/>
+          <w:u w:val="single"/>
+        </w:rPr>
+        <w:t>This would make long-term habitation much more practical and affordable.</w:t>
+        <w:br/>
+        <w:br/>
+        <w:t>The ultimate goal is to use the Moon as a stepping stone to Mars and beyond</w:t>
+      </w:r>
+      <w:r>
+        <w:t xml:space="preserve">. </w:t>
+      </w:r>
+      <w:r>
+        <w:t>By learning how to live and work on the Moon first, scientists hope to solve many of the challenges of deep space travel — such as radiation protection, growing food in low gravity, and recycling air and water</w:t>
+      </w:r>
+      <w:r>
+        <w:t xml:space="preserve">. </w:t>
+      </w:r>
+      <w:r>
+        <w:t>This new era of space exploration will help humanity take its next giant leap into the cosmos.</w:t>
       </w:r>
     </w:p>
     <w:p>
@@ -297,7 +509,7 @@
     </w:p>
     <w:p>
       <w:r>
-        <w:t>1. When is SpaceX planning to send cargo to the Moon?</w:t>
+        <w:t>1. How tall is the Starship vehicle?</w:t>
       </w:r>
     </w:p>
     <w:p>
@@ -305,12 +517,12 @@
         <w:rPr>
           <w:color w:val="006400"/>
         </w:rPr>
-        <w:t>Answer: They want to send cargo flights by 2028.</w:t>
+        <w:t>Answer: Over 120 metres tall, taller than the Statue of Liberty.</w:t>
       </w:r>
     </w:p>
     <w:p>
       <w:r>
-        <w:t>2. What is the name of the SpaceX rocket that will carry astronauts?</w:t>
+        <w:t>2. When does SpaceX aim to start sending cargo flights to the Moon?</w:t>
       </w:r>
     </w:p>
     <w:p>
@@ -318,12 +530,12 @@
         <w:rPr>
           <w:color w:val="006400"/>
         </w:rPr>
-        <w:t>Answer: It is called Starship.</w:t>
+        <w:t>Answer: By 2028.</w:t>
       </w:r>
     </w:p>
     <w:p>
       <w:r>
-        <w:t>3. Why is the Moon better than Mars for building a first city?</w:t>
+        <w:t>3. How long does a journey to the Moon take?</w:t>
       </w:r>
     </w:p>
     <w:p>
@@ -331,7 +543,59 @@
         <w:rPr>
           <w:color w:val="006400"/>
         </w:rPr>
-        <w:t>Answer: Because it is closer, allowing for faster trips.</w:t>
+        <w:t>Answer: Roughly three days.</w:t>
+      </w:r>
+    </w:p>
+    <w:p>
+      <w:r>
+        <w:t>4. What is the name of the space station that will orbit the Moon?</w:t>
+      </w:r>
+    </w:p>
+    <w:p>
+      <w:r>
+        <w:rPr>
+          <w:color w:val="006400"/>
+        </w:rPr>
+        <w:t>Answer: It is called Gateway.</w:t>
+      </w:r>
+    </w:p>
+    <w:p>
+      <w:r>
+        <w:t>5. Where on the Moon has water ice been found?</w:t>
+      </w:r>
+    </w:p>
+    <w:p>
+      <w:r>
+        <w:rPr>
+          <w:color w:val="006400"/>
+        </w:rPr>
+        <w:t>Answer: In craters near the Moon's south pole.</w:t>
+      </w:r>
+    </w:p>
+    <w:p>
+      <w:r>
+        <w:t>6. What can lunar water be split into?</w:t>
+      </w:r>
+    </w:p>
+    <w:p>
+      <w:r>
+        <w:rPr>
+          <w:color w:val="006400"/>
+        </w:rPr>
+        <w:t>Answer: Hydrogen and oxygen.</w:t>
+      </w:r>
+    </w:p>
+    <w:p>
+      <w:r>
+        <w:t>7. What is the ultimate goal of returning to the Moon?</w:t>
+      </w:r>
+    </w:p>
+    <w:p>
+      <w:r>
+        <w:rPr>
+          <w:color w:val="006400"/>
+        </w:rPr>
+        <w:t>Answer: To use the Moon as a stepping stone to Mars and beyond.</w:t>
       </w:r>
     </w:p>
     <w:sectPr>
